--- a/Others/PRIVATE SHIELD Proposed Solution.docx
+++ b/Others/PRIVATE SHIELD Proposed Solution.docx
@@ -424,12 +424,7 @@
         </w:rPr>
       </w:pPr>
       <w:r>
-        <w:rPr>
-          <w:i w:val="false"/>
-          <w:iCs w:val="false"/>
-          <w:sz w:val="20"/>
-          <w:szCs w:val="20"/>
-        </w:rPr>
+        <w:rPr/>
         <w:drawing>
           <wp:inline distT="0" distB="0" distL="0" distR="0">
             <wp:extent cx="2788920" cy="4027805"/>
@@ -1005,24 +1000,13 @@
         </w:rPr>
       </w:pPr>
       <w:r>
-        <w:rPr>
-          <w:rFonts w:eastAsia="Times New Roman"/>
-          <w:b/>
-          <w:i w:val="false"/>
-          <w:iCs w:val="false"/>
-          <w:sz w:val="20"/>
-          <w:szCs w:val="20"/>
-        </w:rPr>
-        <w:t>VI. IMPLEMENTATION PLAN</w:t>
+        <w:rPr/>
       </w:r>
     </w:p>
     <w:p>
       <w:pPr>
         <w:pStyle w:val="Normal"/>
         <w:widowControl/>
-        <w:spacing w:lineRule="auto" w:line="240" w:before="0" w:after="0"/>
-        <w:ind w:firstLine="245"/>
-        <w:jc w:val="both"/>
         <w:rPr>
           <w:i w:val="false"/>
           <w:iCs w:val="false"/>
@@ -1032,38 +1016,11 @@
       </w:pPr>
       <w:r>
         <w:rPr>
-          <w:rFonts w:eastAsia="Times New Roman"/>
           <w:i w:val="false"/>
           <w:iCs w:val="false"/>
           <w:sz w:val="20"/>
           <w:szCs w:val="20"/>
         </w:rPr>
-        <w:t>The software will be organized into independent modules. Simulated IoT clients generate or replay normal and attack traffic. A logger converts messages into structured local datasets. The local training module loads client-specific data, trains the lightweight model, and applies privacy controls. The federated server manages rounds, stores model versions, validates updates, performs aggregation, and updates reputation scores. A backend API exposes model and alert information, while a React interface provides live visualization. Experiment configuration files will define client count, data distribution, attack ratio, privacy noise, clipping norm, poisoning fraction, and rejection threshold.</w:t>
-      </w:r>
-    </w:p>
-    <w:p>
-      <w:pPr>
-        <w:pStyle w:val="Normal"/>
-        <w:widowControl/>
-        <w:spacing w:lineRule="auto" w:line="240" w:before="0" w:after="0"/>
-        <w:ind w:firstLine="245"/>
-        <w:jc w:val="both"/>
-        <w:rPr>
-          <w:i w:val="false"/>
-          <w:iCs w:val="false"/>
-          <w:sz w:val="20"/>
-          <w:szCs w:val="20"/>
-        </w:rPr>
-      </w:pPr>
-      <w:r>
-        <w:rPr>
-          <w:rFonts w:eastAsia="Times New Roman"/>
-          <w:i w:val="false"/>
-          <w:iCs w:val="false"/>
-          <w:sz w:val="20"/>
-          <w:szCs w:val="20"/>
-        </w:rPr>
-        <w:t>Development will proceed incrementally. First, centralized and ordinary FL baselines will be implemented. Second, differential privacy will be added and tested. Third, malicious update simulation and distance-based filtering will be integrated. Fourth, reputation scoring and dashboard reporting will be connected. Finally, combined experiments will evaluate whether the full pipeline provides a useful balance of privacy, detection quality, and resilience.</w:t>
       </w:r>
     </w:p>
     <w:p>
@@ -1091,340 +1048,7 @@
           <w:sz w:val="20"/>
           <w:szCs w:val="20"/>
         </w:rPr>
-        <w:t>VII. EVALUATION STRATEGY</w:t>
-      </w:r>
-    </w:p>
-    <w:p>
-      <w:pPr>
-        <w:pStyle w:val="Normal"/>
-        <w:keepNext w:val="true"/>
-        <w:widowControl/>
-        <w:spacing w:before="40" w:after="0"/>
-        <w:ind w:hanging="0"/>
-        <w:jc w:val="start"/>
-        <w:rPr>
-          <w:i w:val="false"/>
-          <w:iCs w:val="false"/>
-          <w:sz w:val="20"/>
-          <w:szCs w:val="20"/>
-        </w:rPr>
-      </w:pPr>
-      <w:r>
-        <w:rPr>
-          <w:rFonts w:eastAsia="Times New Roman"/>
-          <w:b/>
-          <w:i w:val="false"/>
-          <w:iCs w:val="false"/>
-          <w:sz w:val="20"/>
-          <w:szCs w:val="20"/>
-        </w:rPr>
-        <w:t>A. Experimental Scenarios</w:t>
-      </w:r>
-    </w:p>
-    <w:p>
-      <w:pPr>
-        <w:pStyle w:val="Normal"/>
-        <w:widowControl/>
-        <w:spacing w:lineRule="auto" w:line="240" w:before="0" w:after="0"/>
-        <w:ind w:firstLine="245"/>
-        <w:jc w:val="both"/>
-        <w:rPr>
-          <w:i w:val="false"/>
-          <w:iCs w:val="false"/>
-          <w:sz w:val="20"/>
-          <w:szCs w:val="20"/>
-        </w:rPr>
-      </w:pPr>
-      <w:r>
-        <w:rPr>
-          <w:rFonts w:eastAsia="Times New Roman"/>
-          <w:i w:val="false"/>
-          <w:iCs w:val="false"/>
-          <w:sz w:val="20"/>
-          <w:szCs w:val="20"/>
-        </w:rPr>
-        <w:t>Five main scenarios will be tested: centralized training, standard FedAvg, FedAvg with differential privacy, FedAvg under malicious clients, and the complete PRIVATE SHIELD pipeline. Experiments will use both balanced and non-IID client partitions. The malicious-client ratio will be increased gradually to identify the point at which global performance degrades. Multiple random seeds will be used where practical to reduce dependence on a single split.</w:t>
-      </w:r>
-    </w:p>
-    <w:p>
-      <w:pPr>
-        <w:pStyle w:val="Normal"/>
-        <w:keepNext w:val="true"/>
-        <w:widowControl/>
-        <w:spacing w:before="40" w:after="0"/>
-        <w:ind w:hanging="0"/>
-        <w:jc w:val="start"/>
-        <w:rPr>
-          <w:i w:val="false"/>
-          <w:iCs w:val="false"/>
-          <w:sz w:val="20"/>
-          <w:szCs w:val="20"/>
-        </w:rPr>
-      </w:pPr>
-      <w:r>
-        <w:rPr>
-          <w:rFonts w:eastAsia="Times New Roman"/>
-          <w:b/>
-          <w:i w:val="false"/>
-          <w:iCs w:val="false"/>
-          <w:sz w:val="20"/>
-          <w:szCs w:val="20"/>
-        </w:rPr>
-        <w:t>B. Metrics</w:t>
-      </w:r>
-    </w:p>
-    <w:p>
-      <w:pPr>
-        <w:pStyle w:val="Normal"/>
-        <w:widowControl/>
-        <w:spacing w:lineRule="auto" w:line="240" w:before="0" w:after="0"/>
-        <w:ind w:firstLine="245"/>
-        <w:jc w:val="both"/>
-        <w:rPr>
-          <w:i w:val="false"/>
-          <w:iCs w:val="false"/>
-          <w:sz w:val="20"/>
-          <w:szCs w:val="20"/>
-        </w:rPr>
-      </w:pPr>
-      <w:r>
-        <w:rPr>
-          <w:rFonts w:eastAsia="Times New Roman"/>
-          <w:i w:val="false"/>
-          <w:iCs w:val="false"/>
-          <w:sz w:val="20"/>
-          <w:szCs w:val="20"/>
-        </w:rPr>
-        <w:t>Detection quality will be measured using accuracy, precision, recall, F1-score, false-positive rate, and confusion matrices. Because attack samples may be imbalanced, macro-F1 and per-class recall will receive more attention than accuracy alone. System measurements will include training time per round, client computation time, communication volume, accepted and rejected update counts, dashboard alert latency, and the privacy budget. Robustness will be reported as the difference between clean and attacked performance.</w:t>
-      </w:r>
-    </w:p>
-    <w:p>
-      <w:pPr>
-        <w:pStyle w:val="Normal"/>
-        <w:keepNext w:val="true"/>
-        <w:widowControl/>
-        <w:spacing w:before="40" w:after="0"/>
-        <w:ind w:hanging="0"/>
-        <w:jc w:val="start"/>
-        <w:rPr>
-          <w:i w:val="false"/>
-          <w:iCs w:val="false"/>
-          <w:sz w:val="20"/>
-          <w:szCs w:val="20"/>
-        </w:rPr>
-      </w:pPr>
-      <w:r>
-        <w:rPr>
-          <w:rFonts w:eastAsia="Times New Roman"/>
-          <w:b/>
-          <w:i w:val="false"/>
-          <w:iCs w:val="false"/>
-          <w:sz w:val="20"/>
-          <w:szCs w:val="20"/>
-        </w:rPr>
-        <w:t>C. Ablation and Usability Checks</w:t>
-      </w:r>
-    </w:p>
-    <w:p>
-      <w:pPr>
-        <w:pStyle w:val="Normal"/>
-        <w:widowControl/>
-        <w:spacing w:lineRule="auto" w:line="240" w:before="0" w:after="0"/>
-        <w:ind w:firstLine="245"/>
-        <w:jc w:val="both"/>
-        <w:rPr>
-          <w:i w:val="false"/>
-          <w:iCs w:val="false"/>
-          <w:sz w:val="20"/>
-          <w:szCs w:val="20"/>
-        </w:rPr>
-      </w:pPr>
-      <w:r>
-        <w:rPr>
-          <w:rFonts w:eastAsia="Times New Roman"/>
-          <w:i w:val="false"/>
-          <w:iCs w:val="false"/>
-          <w:sz w:val="20"/>
-          <w:szCs w:val="20"/>
-        </w:rPr>
-        <w:t>Ablation experiments will remove one module at a time: differential privacy, update filtering, reputation weighting, or explanation support. This will show which component causes each improvement or cost. A small user-oriented validation can also compare raw technical alerts with structured LLM-assisted summaries. Participants can answer short questions about the likely cause and next action; completion time and correctness can indicate whether the explanations are operationally useful.</w:t>
-      </w:r>
-    </w:p>
-    <w:p>
-      <w:pPr>
-        <w:pStyle w:val="Normal"/>
-        <w:keepNext w:val="true"/>
-        <w:widowControl/>
-        <w:spacing w:before="40" w:after="0"/>
-        <w:ind w:hanging="0"/>
-        <w:jc w:val="start"/>
-        <w:rPr>
-          <w:i w:val="false"/>
-          <w:iCs w:val="false"/>
-          <w:sz w:val="20"/>
-          <w:szCs w:val="20"/>
-        </w:rPr>
-      </w:pPr>
-      <w:r>
-        <w:rPr>
-          <w:rFonts w:eastAsia="Times New Roman"/>
-          <w:b/>
-          <w:i w:val="false"/>
-          <w:iCs w:val="false"/>
-          <w:sz w:val="20"/>
-          <w:szCs w:val="20"/>
-        </w:rPr>
-        <w:t>D. Validation Criteria and Baseline Comparison</w:t>
-      </w:r>
-    </w:p>
-    <w:p>
-      <w:pPr>
-        <w:pStyle w:val="Normal"/>
-        <w:widowControl/>
-        <w:spacing w:lineRule="auto" w:line="240" w:before="0" w:after="0"/>
-        <w:ind w:firstLine="245"/>
-        <w:jc w:val="both"/>
-        <w:rPr>
-          <w:i w:val="false"/>
-          <w:iCs w:val="false"/>
-          <w:sz w:val="20"/>
-          <w:szCs w:val="20"/>
-        </w:rPr>
-      </w:pPr>
-      <w:r>
-        <w:rPr>
-          <w:rFonts w:eastAsia="Times New Roman"/>
-          <w:i w:val="false"/>
-          <w:iCs w:val="false"/>
-          <w:sz w:val="20"/>
-          <w:szCs w:val="20"/>
-        </w:rPr>
-        <w:t>The complete system will be considered useful only when its benefits can be shown against clear baselines. Standard FedAvg should provide the main distributed-learning reference, while centralized training should indicate the performance that is possible when privacy and communication constraints are ignored. PRIVATE SHIELD should preserve comparable attack recall under clean conditions, reduce the performance loss caused by malicious clients, and avoid an excessive increase in round time or bandwidth. Privacy results will be interpreted together with utility results rather than reporting epsilon alone.</w:t>
-      </w:r>
-    </w:p>
-    <w:p>
-      <w:pPr>
-        <w:pStyle w:val="Normal"/>
-        <w:widowControl/>
-        <w:spacing w:lineRule="auto" w:line="240" w:before="0" w:after="0"/>
-        <w:ind w:firstLine="245"/>
-        <w:jc w:val="both"/>
-        <w:rPr>
-          <w:i w:val="false"/>
-          <w:iCs w:val="false"/>
-          <w:sz w:val="20"/>
-          <w:szCs w:val="20"/>
-        </w:rPr>
-      </w:pPr>
-      <w:r>
-        <w:rPr>
-          <w:rFonts w:eastAsia="Times New Roman"/>
-          <w:i w:val="false"/>
-          <w:iCs w:val="false"/>
-          <w:sz w:val="20"/>
-          <w:szCs w:val="20"/>
-        </w:rPr>
-        <w:t>Update filtering will be evaluated through true rejection of malicious updates and false rejection of honest updates. Reputation scoring will be checked for recovery after temporary client failure so that unstable connectivity is not automatically treated as malicious behavior. Dashboard validation will measure the time between an event, server-side decision, and visible alert. These criteria prevent the evaluation from relying on one headline accuracy value.</w:t>
-      </w:r>
-    </w:p>
-    <w:p>
-      <w:pPr>
-        <w:pStyle w:val="Normal"/>
-        <w:keepNext w:val="true"/>
-        <w:widowControl/>
-        <w:spacing w:before="40" w:after="0"/>
-        <w:ind w:hanging="0"/>
-        <w:jc w:val="start"/>
-        <w:rPr>
-          <w:i w:val="false"/>
-          <w:iCs w:val="false"/>
-          <w:sz w:val="20"/>
-          <w:szCs w:val="20"/>
-        </w:rPr>
-      </w:pPr>
-      <w:r>
-        <w:rPr>
-          <w:rFonts w:eastAsia="Times New Roman"/>
-          <w:b/>
-          <w:i w:val="false"/>
-          <w:iCs w:val="false"/>
-          <w:sz w:val="20"/>
-          <w:szCs w:val="20"/>
-        </w:rPr>
-        <w:t>E. Reproducibility, Safety, and Ethical Use</w:t>
-      </w:r>
-    </w:p>
-    <w:p>
-      <w:pPr>
-        <w:pStyle w:val="Normal"/>
-        <w:widowControl/>
-        <w:spacing w:lineRule="auto" w:line="240" w:before="0" w:after="0"/>
-        <w:ind w:firstLine="245"/>
-        <w:jc w:val="both"/>
-        <w:rPr>
-          <w:i w:val="false"/>
-          <w:iCs w:val="false"/>
-          <w:sz w:val="20"/>
-          <w:szCs w:val="20"/>
-        </w:rPr>
-      </w:pPr>
-      <w:r>
-        <w:rPr>
-          <w:rFonts w:eastAsia="Times New Roman"/>
-          <w:i w:val="false"/>
-          <w:iCs w:val="false"/>
-          <w:sz w:val="20"/>
-          <w:szCs w:val="20"/>
-        </w:rPr>
-        <w:t>All important experiment settings will be stored in configuration files, including random seed, dataset split, client count, local epochs, attack ratio, clipping norm, noise multiplier, and rejection threshold. Logs will preserve round-level decisions and model metrics, and code versions will be managed through Git. Attack generators will operate only on localhost or an isolated laboratory network. They will produce controlled traffic for defensive testing and will not scan or disrupt external systems. Any LLM explanation component will receive structured, minimized event information and will not be allowed to make automatic blocking decisions without visible supporting evidence.</w:t>
-      </w:r>
-    </w:p>
-    <w:p>
-      <w:pPr>
-        <w:pStyle w:val="Normal"/>
-        <w:widowControl/>
-        <w:rPr>
-          <w:i w:val="false"/>
-          <w:iCs w:val="false"/>
-          <w:sz w:val="20"/>
-          <w:szCs w:val="20"/>
-        </w:rPr>
-      </w:pPr>
-      <w:r>
-        <w:rPr>
-          <w:i w:val="false"/>
-          <w:iCs w:val="false"/>
-          <w:sz w:val="20"/>
-          <w:szCs w:val="20"/>
-        </w:rPr>
-      </w:r>
-    </w:p>
-    <w:p>
-      <w:pPr>
-        <w:pStyle w:val="Normal"/>
-        <w:keepNext w:val="true"/>
-        <w:keepLines/>
-        <w:widowControl/>
-        <w:spacing w:before="80" w:after="40"/>
-        <w:ind w:hanging="0"/>
-        <w:jc w:val="center"/>
-        <w:rPr>
-          <w:i w:val="false"/>
-          <w:iCs w:val="false"/>
-          <w:sz w:val="20"/>
-          <w:szCs w:val="20"/>
-        </w:rPr>
-      </w:pPr>
-      <w:r>
-        <w:rPr>
-          <w:rFonts w:eastAsia="Times New Roman"/>
-          <w:b/>
-          <w:i w:val="false"/>
-          <w:iCs w:val="false"/>
-          <w:sz w:val="20"/>
-          <w:szCs w:val="20"/>
-        </w:rPr>
-        <w:t>VIII. GAP-TO-SOLUTION MAPPING</w:t>
+        <w:t>VI. GAP-TO-SOLUTION MAPPING</w:t>
       </w:r>
     </w:p>
     <w:p>
@@ -2153,7 +1777,18 @@
           <w:sz w:val="20"/>
           <w:szCs w:val="20"/>
         </w:rPr>
-        <w:t>IX. EXPECTED CONTRIBUTIONS AND LIMITATIONS</w:t>
+        <w:t>VI</w:t>
+      </w:r>
+      <w:r>
+        <w:rPr>
+          <w:rFonts w:eastAsia="Times New Roman"/>
+          <w:b/>
+          <w:i w:val="false"/>
+          <w:iCs w:val="false"/>
+          <w:sz w:val="20"/>
+          <w:szCs w:val="20"/>
+        </w:rPr>
+        <w:t>I. EXPECTED CONTRIBUTIONS AND LIMITATIONS</w:t>
       </w:r>
     </w:p>
     <w:p>
@@ -2231,7 +1866,18 @@
           <w:sz w:val="20"/>
           <w:szCs w:val="20"/>
         </w:rPr>
-        <w:t>X. CONCLUSION</w:t>
+        <w:t>VIII</w:t>
+      </w:r>
+      <w:r>
+        <w:rPr>
+          <w:rFonts w:eastAsia="Times New Roman"/>
+          <w:b/>
+          <w:i w:val="false"/>
+          <w:iCs w:val="false"/>
+          <w:sz w:val="20"/>
+          <w:szCs w:val="20"/>
+        </w:rPr>
+        <w:t>. CONCLUSION</w:t>
       </w:r>
     </w:p>
     <w:p>
@@ -2593,14 +2239,15 @@
           <w:footerReference w:type="even" r:id="rId6"/>
           <w:footerReference w:type="default" r:id="rId7"/>
           <w:footerReference w:type="first" r:id="rId8"/>
-          <w:type w:val="continuous"/>
+          <w:type w:val="nextPage"/>
           <w:pgSz w:w="11906" w:h="16838"/>
           <w:pgMar w:left="822" w:right="822" w:gutter="0" w:header="198" w:top="1559" w:footer="369" w:bottom="992"/>
+          <w:pgNumType w:fmt="decimal"/>
           <w:cols w:num="2" w:space="238" w:equalWidth="true" w:sep="false"/>
           <w:formProt w:val="false"/>
           <w:titlePg/>
           <w:textDirection w:val="lrTb"/>
-          <w:docGrid w:type="default" w:linePitch="360" w:charSpace="0"/>
+          <w:docGrid w:type="default" w:linePitch="600" w:charSpace="40960"/>
         </w:sectPr>
       </w:pPr>
     </w:p>
@@ -2621,7 +2268,7 @@
       <w:formProt w:val="false"/>
       <w:titlePg/>
       <w:textDirection w:val="lrTb"/>
-      <w:docGrid w:type="default" w:linePitch="360" w:charSpace="0"/>
+      <w:docGrid w:type="default" w:linePitch="600" w:charSpace="40960"/>
     </w:sectPr>
   </w:body>
 </w:document>
@@ -2747,7 +2394,10 @@
       <w:pStyle w:val="Header"/>
       <w:spacing w:lineRule="auto" w:line="240" w:before="0" w:after="0"/>
       <w:jc w:val="center"/>
-      <w:rPr/>
+      <w:rPr>
+        <w:b/>
+        <w:sz w:val="21"/>
+      </w:rPr>
     </w:pPr>
     <w:r>
       <w:rPr>
@@ -2755,6 +2405,24 @@
         <w:sz w:val="21"/>
       </w:rPr>
       <w:t>PRIVATE SHIELD: A Privacy-Preserving Federated Intelligence System for IoT Threat Detection</w:t>
+    </w:r>
+  </w:p>
+  <w:p>
+    <w:pPr>
+      <w:pStyle w:val="Header"/>
+      <w:spacing w:lineRule="auto" w:line="240" w:before="0" w:after="0"/>
+      <w:jc w:val="center"/>
+      <w:rPr>
+        <w:b/>
+        <w:sz w:val="21"/>
+      </w:rPr>
+    </w:pPr>
+    <w:r>
+      <w:rPr>
+        <w:b/>
+        <w:sz w:val="21"/>
+      </w:rPr>
+      <w:t>Proposed Solution Report</w:t>
     </w:r>
   </w:p>
 </w:hdr>
@@ -2789,6 +2457,7 @@
         </w:tabs>
         <w:ind w:start="1080" w:hanging="360"/>
       </w:pPr>
+      <w:rPr/>
     </w:lvl>
     <w:lvl w:ilvl="2">
       <w:start w:val="1"/>
@@ -2801,6 +2470,7 @@
         </w:tabs>
         <w:ind w:start="1440" w:hanging="360"/>
       </w:pPr>
+      <w:rPr/>
     </w:lvl>
     <w:lvl w:ilvl="3">
       <w:start w:val="1"/>
@@ -2813,6 +2483,7 @@
         </w:tabs>
         <w:ind w:start="1800" w:hanging="360"/>
       </w:pPr>
+      <w:rPr/>
     </w:lvl>
     <w:lvl w:ilvl="4">
       <w:start w:val="1"/>
@@ -2825,6 +2496,7 @@
         </w:tabs>
         <w:ind w:start="2160" w:hanging="360"/>
       </w:pPr>
+      <w:rPr/>
     </w:lvl>
     <w:lvl w:ilvl="5">
       <w:start w:val="1"/>
@@ -2837,6 +2509,7 @@
         </w:tabs>
         <w:ind w:start="2520" w:hanging="360"/>
       </w:pPr>
+      <w:rPr/>
     </w:lvl>
     <w:lvl w:ilvl="6">
       <w:start w:val="1"/>
@@ -2849,6 +2522,7 @@
         </w:tabs>
         <w:ind w:start="2880" w:hanging="360"/>
       </w:pPr>
+      <w:rPr/>
     </w:lvl>
     <w:lvl w:ilvl="7">
       <w:start w:val="1"/>
@@ -2861,6 +2535,7 @@
         </w:tabs>
         <w:ind w:start="3240" w:hanging="360"/>
       </w:pPr>
+      <w:rPr/>
     </w:lvl>
     <w:lvl w:ilvl="8">
       <w:start w:val="1"/>
@@ -2873,6 +2548,7 @@
         </w:tabs>
         <w:ind w:start="3600" w:hanging="360"/>
       </w:pPr>
+      <w:rPr/>
     </w:lvl>
   </w:abstractNum>
   <w:abstractNum w:abstractNumId="2">
@@ -2902,6 +2578,7 @@
         </w:tabs>
         <w:ind w:start="1080" w:hanging="360"/>
       </w:pPr>
+      <w:rPr/>
     </w:lvl>
     <w:lvl w:ilvl="2">
       <w:start w:val="1"/>
@@ -2914,6 +2591,7 @@
         </w:tabs>
         <w:ind w:start="1440" w:hanging="360"/>
       </w:pPr>
+      <w:rPr/>
     </w:lvl>
     <w:lvl w:ilvl="3">
       <w:start w:val="1"/>
@@ -2926,6 +2604,7 @@
         </w:tabs>
         <w:ind w:start="1800" w:hanging="360"/>
       </w:pPr>
+      <w:rPr/>
     </w:lvl>
     <w:lvl w:ilvl="4">
       <w:start w:val="1"/>
@@ -2938,6 +2617,7 @@
         </w:tabs>
         <w:ind w:start="2160" w:hanging="360"/>
       </w:pPr>
+      <w:rPr/>
     </w:lvl>
     <w:lvl w:ilvl="5">
       <w:start w:val="1"/>
@@ -2950,6 +2630,7 @@
         </w:tabs>
         <w:ind w:start="2520" w:hanging="360"/>
       </w:pPr>
+      <w:rPr/>
     </w:lvl>
     <w:lvl w:ilvl="6">
       <w:start w:val="1"/>
@@ -2962,6 +2643,7 @@
         </w:tabs>
         <w:ind w:start="2880" w:hanging="360"/>
       </w:pPr>
+      <w:rPr/>
     </w:lvl>
     <w:lvl w:ilvl="7">
       <w:start w:val="1"/>
@@ -2974,6 +2656,7 @@
         </w:tabs>
         <w:ind w:start="3240" w:hanging="360"/>
       </w:pPr>
+      <w:rPr/>
     </w:lvl>
     <w:lvl w:ilvl="8">
       <w:start w:val="1"/>
@@ -2986,6 +2669,7 @@
         </w:tabs>
         <w:ind w:start="3600" w:hanging="360"/>
       </w:pPr>
+      <w:rPr/>
     </w:lvl>
   </w:abstractNum>
   <w:abstractNum w:abstractNumId="3">
@@ -3015,6 +2699,7 @@
         </w:tabs>
         <w:ind w:start="1080" w:hanging="360"/>
       </w:pPr>
+      <w:rPr/>
     </w:lvl>
     <w:lvl w:ilvl="2">
       <w:start w:val="1"/>
@@ -3027,6 +2712,7 @@
         </w:tabs>
         <w:ind w:start="1440" w:hanging="360"/>
       </w:pPr>
+      <w:rPr/>
     </w:lvl>
     <w:lvl w:ilvl="3">
       <w:start w:val="1"/>
@@ -3039,6 +2725,7 @@
         </w:tabs>
         <w:ind w:start="1800" w:hanging="360"/>
       </w:pPr>
+      <w:rPr/>
     </w:lvl>
     <w:lvl w:ilvl="4">
       <w:start w:val="1"/>
@@ -3051,6 +2738,7 @@
         </w:tabs>
         <w:ind w:start="2160" w:hanging="360"/>
       </w:pPr>
+      <w:rPr/>
     </w:lvl>
     <w:lvl w:ilvl="5">
       <w:start w:val="1"/>
@@ -3063,6 +2751,7 @@
         </w:tabs>
         <w:ind w:start="2520" w:hanging="360"/>
       </w:pPr>
+      <w:rPr/>
     </w:lvl>
     <w:lvl w:ilvl="6">
       <w:start w:val="1"/>
@@ -3075,6 +2764,7 @@
         </w:tabs>
         <w:ind w:start="2880" w:hanging="360"/>
       </w:pPr>
+      <w:rPr/>
     </w:lvl>
     <w:lvl w:ilvl="7">
       <w:start w:val="1"/>
@@ -3087,6 +2777,7 @@
         </w:tabs>
         <w:ind w:start="3240" w:hanging="360"/>
       </w:pPr>
+      <w:rPr/>
     </w:lvl>
     <w:lvl w:ilvl="8">
       <w:start w:val="1"/>
@@ -3099,6 +2790,7 @@
         </w:tabs>
         <w:ind w:start="3600" w:hanging="360"/>
       </w:pPr>
+      <w:rPr/>
     </w:lvl>
   </w:abstractNum>
   <w:abstractNum w:abstractNumId="4">
@@ -3126,6 +2818,7 @@
         </w:tabs>
         <w:ind w:start="1080" w:hanging="360"/>
       </w:pPr>
+      <w:rPr/>
     </w:lvl>
     <w:lvl w:ilvl="2">
       <w:start w:val="1"/>
@@ -3138,6 +2831,7 @@
         </w:tabs>
         <w:ind w:start="1440" w:hanging="360"/>
       </w:pPr>
+      <w:rPr/>
     </w:lvl>
     <w:lvl w:ilvl="3">
       <w:start w:val="1"/>
@@ -3150,6 +2844,7 @@
         </w:tabs>
         <w:ind w:start="1800" w:hanging="360"/>
       </w:pPr>
+      <w:rPr/>
     </w:lvl>
     <w:lvl w:ilvl="4">
       <w:start w:val="1"/>
@@ -3162,6 +2857,7 @@
         </w:tabs>
         <w:ind w:start="2160" w:hanging="360"/>
       </w:pPr>
+      <w:rPr/>
     </w:lvl>
     <w:lvl w:ilvl="5">
       <w:start w:val="1"/>
@@ -3174,6 +2870,7 @@
         </w:tabs>
         <w:ind w:start="2520" w:hanging="360"/>
       </w:pPr>
+      <w:rPr/>
     </w:lvl>
     <w:lvl w:ilvl="6">
       <w:start w:val="1"/>
@@ -3186,6 +2883,7 @@
         </w:tabs>
         <w:ind w:start="2880" w:hanging="360"/>
       </w:pPr>
+      <w:rPr/>
     </w:lvl>
     <w:lvl w:ilvl="7">
       <w:start w:val="1"/>
@@ -3198,6 +2896,7 @@
         </w:tabs>
         <w:ind w:start="3240" w:hanging="360"/>
       </w:pPr>
+      <w:rPr/>
     </w:lvl>
     <w:lvl w:ilvl="8">
       <w:start w:val="1"/>
@@ -3210,6 +2909,7 @@
         </w:tabs>
         <w:ind w:start="3600" w:hanging="360"/>
       </w:pPr>
+      <w:rPr/>
     </w:lvl>
   </w:abstractNum>
   <w:abstractNum w:abstractNumId="5">
@@ -3237,6 +2937,7 @@
         </w:tabs>
         <w:ind w:start="1080" w:hanging="360"/>
       </w:pPr>
+      <w:rPr/>
     </w:lvl>
     <w:lvl w:ilvl="2">
       <w:start w:val="1"/>
@@ -3249,6 +2950,7 @@
         </w:tabs>
         <w:ind w:start="1440" w:hanging="360"/>
       </w:pPr>
+      <w:rPr/>
     </w:lvl>
     <w:lvl w:ilvl="3">
       <w:start w:val="1"/>
@@ -3261,6 +2963,7 @@
         </w:tabs>
         <w:ind w:start="1800" w:hanging="360"/>
       </w:pPr>
+      <w:rPr/>
     </w:lvl>
     <w:lvl w:ilvl="4">
       <w:start w:val="1"/>
@@ -3273,6 +2976,7 @@
         </w:tabs>
         <w:ind w:start="2160" w:hanging="360"/>
       </w:pPr>
+      <w:rPr/>
     </w:lvl>
     <w:lvl w:ilvl="5">
       <w:start w:val="1"/>
@@ -3285,6 +2989,7 @@
         </w:tabs>
         <w:ind w:start="2520" w:hanging="360"/>
       </w:pPr>
+      <w:rPr/>
     </w:lvl>
     <w:lvl w:ilvl="6">
       <w:start w:val="1"/>
@@ -3297,6 +3002,7 @@
         </w:tabs>
         <w:ind w:start="2880" w:hanging="360"/>
       </w:pPr>
+      <w:rPr/>
     </w:lvl>
     <w:lvl w:ilvl="7">
       <w:start w:val="1"/>
@@ -3309,6 +3015,7 @@
         </w:tabs>
         <w:ind w:start="3240" w:hanging="360"/>
       </w:pPr>
+      <w:rPr/>
     </w:lvl>
     <w:lvl w:ilvl="8">
       <w:start w:val="1"/>
@@ -3321,6 +3028,7 @@
         </w:tabs>
         <w:ind w:start="3600" w:hanging="360"/>
       </w:pPr>
+      <w:rPr/>
     </w:lvl>
   </w:abstractNum>
   <w:abstractNum w:abstractNumId="6">
@@ -3348,6 +3056,7 @@
         </w:tabs>
         <w:ind w:start="1080" w:hanging="360"/>
       </w:pPr>
+      <w:rPr/>
     </w:lvl>
     <w:lvl w:ilvl="2">
       <w:start w:val="1"/>
@@ -3360,6 +3069,7 @@
         </w:tabs>
         <w:ind w:start="1440" w:hanging="360"/>
       </w:pPr>
+      <w:rPr/>
     </w:lvl>
     <w:lvl w:ilvl="3">
       <w:start w:val="1"/>
@@ -3372,6 +3082,7 @@
         </w:tabs>
         <w:ind w:start="1800" w:hanging="360"/>
       </w:pPr>
+      <w:rPr/>
     </w:lvl>
     <w:lvl w:ilvl="4">
       <w:start w:val="1"/>
@@ -3384,6 +3095,7 @@
         </w:tabs>
         <w:ind w:start="2160" w:hanging="360"/>
       </w:pPr>
+      <w:rPr/>
     </w:lvl>
     <w:lvl w:ilvl="5">
       <w:start w:val="1"/>
@@ -3396,6 +3108,7 @@
         </w:tabs>
         <w:ind w:start="2520" w:hanging="360"/>
       </w:pPr>
+      <w:rPr/>
     </w:lvl>
     <w:lvl w:ilvl="6">
       <w:start w:val="1"/>
@@ -3408,6 +3121,7 @@
         </w:tabs>
         <w:ind w:start="2880" w:hanging="360"/>
       </w:pPr>
+      <w:rPr/>
     </w:lvl>
     <w:lvl w:ilvl="7">
       <w:start w:val="1"/>
@@ -3420,6 +3134,7 @@
         </w:tabs>
         <w:ind w:start="3240" w:hanging="360"/>
       </w:pPr>
+      <w:rPr/>
     </w:lvl>
     <w:lvl w:ilvl="8">
       <w:start w:val="1"/>
@@ -3432,6 +3147,7 @@
         </w:tabs>
         <w:ind w:start="3600" w:hanging="360"/>
       </w:pPr>
+      <w:rPr/>
     </w:lvl>
   </w:abstractNum>
   <w:abstractNum w:abstractNumId="7">
@@ -3582,7 +3298,7 @@
   <w:docDefaults>
     <w:rPrDefault>
       <w:rPr>
-        <w:rFonts w:ascii="Cambria" w:hAnsi="Cambria" w:eastAsia="ＭＳ 明朝" w:cs="" w:asciiTheme="minorHAnsi" w:cstheme="minorBidi" w:eastAsiaTheme="minorEastAsia" w:hAnsiTheme="minorHAnsi"/>
+        <w:rFonts w:ascii="Cambria" w:hAnsi="Cambria" w:eastAsia="" w:cs="" w:asciiTheme="minorHAnsi" w:cstheme="minorBidi" w:eastAsiaTheme="minorEastAsia" w:hAnsiTheme="minorHAnsi"/>
         <w:sz w:val="22"/>
         <w:szCs w:val="22"/>
         <w:lang w:val="en-US" w:eastAsia="en-US" w:bidi="ar-SA"/>
@@ -3739,6 +3455,7 @@
     <w:rsid w:val="00fc693f"/>
     <w:pPr>
       <w:widowControl/>
+      <w:suppressAutoHyphens w:val="true"/>
       <w:bidi w:val="0"/>
       <w:spacing w:lineRule="auto" w:line="240" w:before="0" w:after="0"/>
       <w:jc w:val="start"/>
@@ -3767,7 +3484,7 @@
       <w:outlineLvl w:val="0"/>
     </w:pPr>
     <w:rPr>
-      <w:rFonts w:ascii="Calibri" w:hAnsi="Calibri" w:eastAsia="ＭＳ ゴシック" w:cs="" w:asciiTheme="majorHAnsi" w:cstheme="majorBidi" w:eastAsiaTheme="majorEastAsia" w:hAnsiTheme="majorHAnsi"/>
+      <w:rFonts w:ascii="Calibri" w:hAnsi="Calibri" w:eastAsia="" w:cs="" w:asciiTheme="majorHAnsi" w:cstheme="majorBidi" w:eastAsiaTheme="majorEastAsia" w:hAnsiTheme="majorHAnsi"/>
       <w:b/>
       <w:bCs/>
       <w:color w:themeColor="accent1" w:themeShade="bf" w:val="365F91"/>
@@ -3791,7 +3508,7 @@
       <w:outlineLvl w:val="1"/>
     </w:pPr>
     <w:rPr>
-      <w:rFonts w:ascii="Calibri" w:hAnsi="Calibri" w:eastAsia="ＭＳ ゴシック" w:cs="" w:asciiTheme="majorHAnsi" w:cstheme="majorBidi" w:eastAsiaTheme="majorEastAsia" w:hAnsiTheme="majorHAnsi"/>
+      <w:rFonts w:ascii="Calibri" w:hAnsi="Calibri" w:eastAsia="" w:cs="" w:asciiTheme="majorHAnsi" w:cstheme="majorBidi" w:eastAsiaTheme="majorEastAsia" w:hAnsiTheme="majorHAnsi"/>
       <w:b/>
       <w:bCs/>
       <w:color w:themeColor="accent1" w:val="4F81BD"/>
@@ -3815,7 +3532,7 @@
       <w:outlineLvl w:val="2"/>
     </w:pPr>
     <w:rPr>
-      <w:rFonts w:ascii="Calibri" w:hAnsi="Calibri" w:eastAsia="ＭＳ ゴシック" w:cs="" w:asciiTheme="majorHAnsi" w:cstheme="majorBidi" w:eastAsiaTheme="majorEastAsia" w:hAnsiTheme="majorHAnsi"/>
+      <w:rFonts w:ascii="Calibri" w:hAnsi="Calibri" w:eastAsia="" w:cs="" w:asciiTheme="majorHAnsi" w:cstheme="majorBidi" w:eastAsiaTheme="majorEastAsia" w:hAnsiTheme="majorHAnsi"/>
       <w:b/>
       <w:bCs/>
       <w:color w:themeColor="accent1" w:val="4F81BD"/>
@@ -3838,7 +3555,7 @@
       <w:outlineLvl w:val="3"/>
     </w:pPr>
     <w:rPr>
-      <w:rFonts w:ascii="Calibri" w:hAnsi="Calibri" w:eastAsia="ＭＳ ゴシック" w:cs="" w:asciiTheme="majorHAnsi" w:cstheme="majorBidi" w:eastAsiaTheme="majorEastAsia" w:hAnsiTheme="majorHAnsi"/>
+      <w:rFonts w:ascii="Calibri" w:hAnsi="Calibri" w:eastAsia="" w:cs="" w:asciiTheme="majorHAnsi" w:cstheme="majorBidi" w:eastAsiaTheme="majorEastAsia" w:hAnsiTheme="majorHAnsi"/>
       <w:b/>
       <w:bCs/>
       <w:i/>
@@ -3863,7 +3580,7 @@
       <w:outlineLvl w:val="4"/>
     </w:pPr>
     <w:rPr>
-      <w:rFonts w:ascii="Calibri" w:hAnsi="Calibri" w:eastAsia="ＭＳ ゴシック" w:cs="" w:asciiTheme="majorHAnsi" w:cstheme="majorBidi" w:eastAsiaTheme="majorEastAsia" w:hAnsiTheme="majorHAnsi"/>
+      <w:rFonts w:ascii="Calibri" w:hAnsi="Calibri" w:eastAsia="" w:cs="" w:asciiTheme="majorHAnsi" w:cstheme="majorBidi" w:eastAsiaTheme="majorEastAsia" w:hAnsiTheme="majorHAnsi"/>
       <w:color w:themeColor="accent1" w:themeShade="7f" w:val="243F60"/>
     </w:rPr>
   </w:style>
@@ -3884,7 +3601,7 @@
       <w:outlineLvl w:val="5"/>
     </w:pPr>
     <w:rPr>
-      <w:rFonts w:ascii="Calibri" w:hAnsi="Calibri" w:eastAsia="ＭＳ ゴシック" w:cs="" w:asciiTheme="majorHAnsi" w:cstheme="majorBidi" w:eastAsiaTheme="majorEastAsia" w:hAnsiTheme="majorHAnsi"/>
+      <w:rFonts w:ascii="Calibri" w:hAnsi="Calibri" w:eastAsia="" w:cs="" w:asciiTheme="majorHAnsi" w:cstheme="majorBidi" w:eastAsiaTheme="majorEastAsia" w:hAnsiTheme="majorHAnsi"/>
       <w:i/>
       <w:iCs/>
       <w:color w:themeColor="accent1" w:themeShade="7f" w:val="243F60"/>
@@ -3907,7 +3624,7 @@
       <w:outlineLvl w:val="6"/>
     </w:pPr>
     <w:rPr>
-      <w:rFonts w:ascii="Calibri" w:hAnsi="Calibri" w:eastAsia="ＭＳ ゴシック" w:cs="" w:asciiTheme="majorHAnsi" w:cstheme="majorBidi" w:eastAsiaTheme="majorEastAsia" w:hAnsiTheme="majorHAnsi"/>
+      <w:rFonts w:ascii="Calibri" w:hAnsi="Calibri" w:eastAsia="" w:cs="" w:asciiTheme="majorHAnsi" w:cstheme="majorBidi" w:eastAsiaTheme="majorEastAsia" w:hAnsiTheme="majorHAnsi"/>
       <w:i/>
       <w:iCs/>
       <w:color w:themeColor="text1" w:themeTint="bf" w:val="404040"/>
@@ -3930,7 +3647,7 @@
       <w:outlineLvl w:val="7"/>
     </w:pPr>
     <w:rPr>
-      <w:rFonts w:ascii="Calibri" w:hAnsi="Calibri" w:eastAsia="ＭＳ ゴシック" w:cs="" w:asciiTheme="majorHAnsi" w:cstheme="majorBidi" w:eastAsiaTheme="majorEastAsia" w:hAnsiTheme="majorHAnsi"/>
+      <w:rFonts w:ascii="Calibri" w:hAnsi="Calibri" w:eastAsia="" w:cs="" w:asciiTheme="majorHAnsi" w:cstheme="majorBidi" w:eastAsiaTheme="majorEastAsia" w:hAnsiTheme="majorHAnsi"/>
       <w:color w:themeColor="accent1" w:val="4F81BD"/>
       <w:sz w:val="20"/>
       <w:szCs w:val="20"/>
@@ -3953,7 +3670,7 @@
       <w:outlineLvl w:val="8"/>
     </w:pPr>
     <w:rPr>
-      <w:rFonts w:ascii="Calibri" w:hAnsi="Calibri" w:eastAsia="ＭＳ ゴシック" w:cs="" w:asciiTheme="majorHAnsi" w:cstheme="majorBidi" w:eastAsiaTheme="majorEastAsia" w:hAnsiTheme="majorHAnsi"/>
+      <w:rFonts w:ascii="Calibri" w:hAnsi="Calibri" w:eastAsia="" w:cs="" w:asciiTheme="majorHAnsi" w:cstheme="majorBidi" w:eastAsiaTheme="majorEastAsia" w:hAnsiTheme="majorHAnsi"/>
       <w:i/>
       <w:iCs/>
       <w:color w:themeColor="text1" w:themeTint="bf" w:val="404040"/>
@@ -3995,7 +3712,7 @@
     <w:qFormat/>
     <w:rsid w:val="00fc693f"/>
     <w:rPr>
-      <w:rFonts w:ascii="Calibri" w:hAnsi="Calibri" w:eastAsia="ＭＳ ゴシック" w:cs="" w:asciiTheme="majorHAnsi" w:cstheme="majorBidi" w:eastAsiaTheme="majorEastAsia" w:hAnsiTheme="majorHAnsi"/>
+      <w:rFonts w:ascii="Calibri" w:hAnsi="Calibri" w:eastAsia="" w:cs="" w:asciiTheme="majorHAnsi" w:cstheme="majorBidi" w:eastAsiaTheme="majorEastAsia" w:hAnsiTheme="majorHAnsi"/>
       <w:b/>
       <w:bCs/>
       <w:color w:themeColor="accent1" w:themeShade="bf" w:val="365F91"/>
@@ -4011,7 +3728,7 @@
     <w:qFormat/>
     <w:rsid w:val="00fc693f"/>
     <w:rPr>
-      <w:rFonts w:ascii="Calibri" w:hAnsi="Calibri" w:eastAsia="ＭＳ ゴシック" w:cs="" w:asciiTheme="majorHAnsi" w:cstheme="majorBidi" w:eastAsiaTheme="majorEastAsia" w:hAnsiTheme="majorHAnsi"/>
+      <w:rFonts w:ascii="Calibri" w:hAnsi="Calibri" w:eastAsia="" w:cs="" w:asciiTheme="majorHAnsi" w:cstheme="majorBidi" w:eastAsiaTheme="majorEastAsia" w:hAnsiTheme="majorHAnsi"/>
       <w:b/>
       <w:bCs/>
       <w:color w:themeColor="accent1" w:val="4F81BD"/>
@@ -4027,7 +3744,7 @@
     <w:qFormat/>
     <w:rsid w:val="00fc693f"/>
     <w:rPr>
-      <w:rFonts w:ascii="Calibri" w:hAnsi="Calibri" w:eastAsia="ＭＳ ゴシック" w:cs="" w:asciiTheme="majorHAnsi" w:cstheme="majorBidi" w:eastAsiaTheme="majorEastAsia" w:hAnsiTheme="majorHAnsi"/>
+      <w:rFonts w:ascii="Calibri" w:hAnsi="Calibri" w:eastAsia="" w:cs="" w:asciiTheme="majorHAnsi" w:cstheme="majorBidi" w:eastAsiaTheme="majorEastAsia" w:hAnsiTheme="majorHAnsi"/>
       <w:b/>
       <w:bCs/>
       <w:color w:themeColor="accent1" w:val="4F81BD"/>
@@ -4041,7 +3758,7 @@
     <w:qFormat/>
     <w:rsid w:val="00fc693f"/>
     <w:rPr>
-      <w:rFonts w:ascii="Calibri" w:hAnsi="Calibri" w:eastAsia="ＭＳ ゴシック" w:cs="" w:asciiTheme="majorHAnsi" w:cstheme="majorBidi" w:eastAsiaTheme="majorEastAsia" w:hAnsiTheme="majorHAnsi"/>
+      <w:rFonts w:ascii="Calibri" w:hAnsi="Calibri" w:eastAsia="" w:cs="" w:asciiTheme="majorHAnsi" w:cstheme="majorBidi" w:eastAsiaTheme="majorEastAsia" w:hAnsiTheme="majorHAnsi"/>
       <w:color w:themeColor="text2" w:themeShade="bf" w:val="17365D"/>
       <w:spacing w:val="5"/>
       <w:kern w:val="2"/>
@@ -4057,7 +3774,7 @@
     <w:qFormat/>
     <w:rsid w:val="00fc693f"/>
     <w:rPr>
-      <w:rFonts w:ascii="Calibri" w:hAnsi="Calibri" w:eastAsia="ＭＳ ゴシック" w:cs="" w:asciiTheme="majorHAnsi" w:cstheme="majorBidi" w:eastAsiaTheme="majorEastAsia" w:hAnsiTheme="majorHAnsi"/>
+      <w:rFonts w:ascii="Calibri" w:hAnsi="Calibri" w:eastAsia="" w:cs="" w:asciiTheme="majorHAnsi" w:cstheme="majorBidi" w:eastAsiaTheme="majorEastAsia" w:hAnsiTheme="majorHAnsi"/>
       <w:i/>
       <w:iCs/>
       <w:color w:themeColor="accent1" w:val="4F81BD"/>
@@ -4130,7 +3847,7 @@
     <w:qFormat/>
     <w:rsid w:val="00fc693f"/>
     <w:rPr>
-      <w:rFonts w:ascii="Calibri" w:hAnsi="Calibri" w:eastAsia="ＭＳ ゴシック" w:cs="" w:asciiTheme="majorHAnsi" w:cstheme="majorBidi" w:eastAsiaTheme="majorEastAsia" w:hAnsiTheme="majorHAnsi"/>
+      <w:rFonts w:ascii="Calibri" w:hAnsi="Calibri" w:eastAsia="" w:cs="" w:asciiTheme="majorHAnsi" w:cstheme="majorBidi" w:eastAsiaTheme="majorEastAsia" w:hAnsiTheme="majorHAnsi"/>
       <w:b/>
       <w:bCs/>
       <w:i/>
@@ -4147,7 +3864,7 @@
     <w:qFormat/>
     <w:rsid w:val="00fc693f"/>
     <w:rPr>
-      <w:rFonts w:ascii="Calibri" w:hAnsi="Calibri" w:eastAsia="ＭＳ ゴシック" w:cs="" w:asciiTheme="majorHAnsi" w:cstheme="majorBidi" w:eastAsiaTheme="majorEastAsia" w:hAnsiTheme="majorHAnsi"/>
+      <w:rFonts w:ascii="Calibri" w:hAnsi="Calibri" w:eastAsia="" w:cs="" w:asciiTheme="majorHAnsi" w:cstheme="majorBidi" w:eastAsiaTheme="majorEastAsia" w:hAnsiTheme="majorHAnsi"/>
       <w:color w:themeColor="accent1" w:themeShade="7f" w:val="243F60"/>
     </w:rPr>
   </w:style>
@@ -4160,7 +3877,7 @@
     <w:qFormat/>
     <w:rsid w:val="00fc693f"/>
     <w:rPr>
-      <w:rFonts w:ascii="Calibri" w:hAnsi="Calibri" w:eastAsia="ＭＳ ゴシック" w:cs="" w:asciiTheme="majorHAnsi" w:cstheme="majorBidi" w:eastAsiaTheme="majorEastAsia" w:hAnsiTheme="majorHAnsi"/>
+      <w:rFonts w:ascii="Calibri" w:hAnsi="Calibri" w:eastAsia="" w:cs="" w:asciiTheme="majorHAnsi" w:cstheme="majorBidi" w:eastAsiaTheme="majorEastAsia" w:hAnsiTheme="majorHAnsi"/>
       <w:i/>
       <w:iCs/>
       <w:color w:themeColor="accent1" w:themeShade="7f" w:val="243F60"/>
@@ -4175,7 +3892,7 @@
     <w:qFormat/>
     <w:rsid w:val="00fc693f"/>
     <w:rPr>
-      <w:rFonts w:ascii="Calibri" w:hAnsi="Calibri" w:eastAsia="ＭＳ ゴシック" w:cs="" w:asciiTheme="majorHAnsi" w:cstheme="majorBidi" w:eastAsiaTheme="majorEastAsia" w:hAnsiTheme="majorHAnsi"/>
+      <w:rFonts w:ascii="Calibri" w:hAnsi="Calibri" w:eastAsia="" w:cs="" w:asciiTheme="majorHAnsi" w:cstheme="majorBidi" w:eastAsiaTheme="majorEastAsia" w:hAnsiTheme="majorHAnsi"/>
       <w:i/>
       <w:iCs/>
       <w:color w:themeColor="text1" w:themeTint="bf" w:val="404040"/>
@@ -4190,7 +3907,7 @@
     <w:qFormat/>
     <w:rsid w:val="00fc693f"/>
     <w:rPr>
-      <w:rFonts w:ascii="Calibri" w:hAnsi="Calibri" w:eastAsia="ＭＳ ゴシック" w:cs="" w:asciiTheme="majorHAnsi" w:cstheme="majorBidi" w:eastAsiaTheme="majorEastAsia" w:hAnsiTheme="majorHAnsi"/>
+      <w:rFonts w:ascii="Calibri" w:hAnsi="Calibri" w:eastAsia="" w:cs="" w:asciiTheme="majorHAnsi" w:cstheme="majorBidi" w:eastAsiaTheme="majorEastAsia" w:hAnsiTheme="majorHAnsi"/>
       <w:color w:themeColor="accent1" w:val="4F81BD"/>
       <w:sz w:val="20"/>
       <w:szCs w:val="20"/>
@@ -4205,7 +3922,7 @@
     <w:qFormat/>
     <w:rsid w:val="00fc693f"/>
     <w:rPr>
-      <w:rFonts w:ascii="Calibri" w:hAnsi="Calibri" w:eastAsia="ＭＳ ゴシック" w:cs="" w:asciiTheme="majorHAnsi" w:cstheme="majorBidi" w:eastAsiaTheme="majorEastAsia" w:hAnsiTheme="majorHAnsi"/>
+      <w:rFonts w:ascii="Calibri" w:hAnsi="Calibri" w:eastAsia="" w:cs="" w:asciiTheme="majorHAnsi" w:cstheme="majorBidi" w:eastAsiaTheme="majorEastAsia" w:hAnsiTheme="majorHAnsi"/>
       <w:i/>
       <w:iCs/>
       <w:color w:themeColor="text1" w:themeTint="bf" w:val="404040"/>
@@ -4435,12 +4152,13 @@
     <w:rsid w:val="00fc693f"/>
     <w:pPr>
       <w:widowControl/>
+      <w:suppressAutoHyphens w:val="true"/>
       <w:bidi w:val="0"/>
       <w:spacing w:lineRule="auto" w:line="240" w:before="0" w:after="0"/>
       <w:jc w:val="start"/>
     </w:pPr>
     <w:rPr>
-      <w:rFonts w:ascii="Cambria" w:hAnsi="Cambria" w:eastAsia="ＭＳ 明朝" w:cs="" w:asciiTheme="minorHAnsi" w:cstheme="minorBidi" w:eastAsiaTheme="minorEastAsia" w:hAnsiTheme="minorHAnsi"/>
+      <w:rFonts w:ascii="Cambria" w:hAnsi="Cambria" w:eastAsia="" w:cs="" w:asciiTheme="minorHAnsi" w:cstheme="minorBidi" w:eastAsiaTheme="minorEastAsia" w:hAnsiTheme="minorHAnsi"/>
       <w:color w:val="auto"/>
       <w:kern w:val="0"/>
       <w:sz w:val="22"/>
@@ -4464,7 +4182,7 @@
       <w:contextualSpacing/>
     </w:pPr>
     <w:rPr>
-      <w:rFonts w:ascii="Calibri" w:hAnsi="Calibri" w:eastAsia="ＭＳ ゴシック" w:cs="" w:asciiTheme="majorHAnsi" w:cstheme="majorBidi" w:eastAsiaTheme="majorEastAsia" w:hAnsiTheme="majorHAnsi"/>
+      <w:rFonts w:ascii="Calibri" w:hAnsi="Calibri" w:eastAsia="" w:cs="" w:asciiTheme="majorHAnsi" w:cstheme="majorBidi" w:eastAsiaTheme="majorEastAsia" w:hAnsiTheme="majorHAnsi"/>
       <w:color w:themeColor="text2" w:themeShade="bf" w:val="17365D"/>
       <w:spacing w:val="5"/>
       <w:kern w:val="2"/>
@@ -4482,7 +4200,7 @@
     <w:rsid w:val="00fc693f"/>
     <w:pPr/>
     <w:rPr>
-      <w:rFonts w:ascii="Calibri" w:hAnsi="Calibri" w:eastAsia="ＭＳ ゴシック" w:cs="" w:asciiTheme="majorHAnsi" w:cstheme="majorBidi" w:eastAsiaTheme="majorEastAsia" w:hAnsiTheme="majorHAnsi"/>
+      <w:rFonts w:ascii="Calibri" w:hAnsi="Calibri" w:eastAsia="" w:cs="" w:asciiTheme="majorHAnsi" w:cstheme="majorBidi" w:eastAsiaTheme="majorEastAsia" w:hAnsiTheme="majorHAnsi"/>
       <w:i/>
       <w:iCs/>
       <w:color w:themeColor="accent1" w:val="4F81BD"/>
@@ -4715,12 +4433,13 @@
         <w:tab w:val="left" w:pos="3456" w:leader="none"/>
         <w:tab w:val="left" w:pos="4032" w:leader="none"/>
       </w:tabs>
+      <w:suppressAutoHyphens w:val="true"/>
       <w:bidi w:val="0"/>
       <w:spacing w:lineRule="auto" w:line="276" w:before="0" w:after="200"/>
       <w:jc w:val="start"/>
     </w:pPr>
     <w:rPr>
-      <w:rFonts w:ascii="Courier" w:hAnsi="Courier" w:eastAsia="ＭＳ 明朝" w:cs="" w:cstheme="minorBidi" w:eastAsiaTheme="minorEastAsia"/>
+      <w:rFonts w:ascii="Courier" w:hAnsi="Courier" w:eastAsia="" w:cs="" w:cstheme="minorBidi" w:eastAsiaTheme="minorEastAsia"/>
       <w:color w:val="auto"/>
       <w:kern w:val="0"/>
       <w:sz w:val="20"/>
@@ -7918,7 +7637,6 @@
       <w:pPr>
         <w:spacing w:before="0" w:after="0" w:line="240" w:lineRule="auto"/>
       </w:pPr>
-      <w:rPr/>
       <w:tblPr/>
       <w:tcPr>
         <w:tcBorders>
@@ -8064,7 +7782,6 @@
       <w:pPr>
         <w:spacing w:before="0" w:after="0" w:line="240" w:lineRule="auto"/>
       </w:pPr>
-      <w:rPr/>
       <w:tblPr/>
       <w:tcPr>
         <w:tcBorders>
@@ -8210,7 +7927,6 @@
       <w:pPr>
         <w:spacing w:before="0" w:after="0" w:line="240" w:lineRule="auto"/>
       </w:pPr>
-      <w:rPr/>
       <w:tblPr/>
       <w:tcPr>
         <w:tcBorders>
@@ -8356,7 +8072,6 @@
       <w:pPr>
         <w:spacing w:before="0" w:after="0" w:line="240" w:lineRule="auto"/>
       </w:pPr>
-      <w:rPr/>
       <w:tblPr/>
       <w:tcPr>
         <w:tcBorders>
@@ -8502,7 +8217,6 @@
       <w:pPr>
         <w:spacing w:before="0" w:after="0" w:line="240" w:lineRule="auto"/>
       </w:pPr>
-      <w:rPr/>
       <w:tblPr/>
       <w:tcPr>
         <w:tcBorders>
@@ -8648,7 +8362,6 @@
       <w:pPr>
         <w:spacing w:before="0" w:after="0" w:line="240" w:lineRule="auto"/>
       </w:pPr>
-      <w:rPr/>
       <w:tblPr/>
       <w:tcPr>
         <w:tcBorders>
@@ -8794,7 +8507,6 @@
       <w:pPr>
         <w:spacing w:before="0" w:after="0" w:line="240" w:lineRule="auto"/>
       </w:pPr>
-      <w:rPr/>
       <w:tblPr/>
       <w:tcPr>
         <w:tcBorders>
